--- a/Exams/CSC175 Sp26 Midterm Exam.docx
+++ b/Exams/CSC175 Sp26 Midterm Exam.docx
@@ -1089,23 +1089,7 @@
           <w:rFonts w:cs="Arial"/>
           <w:b/>
         </w:rPr>
-        <w:t xml:space="preserve">5. For an 800-bit packet on a link with bandwidth = 1 Mbps and propagation delay = 1 </w:t>
-      </w:r>
-      <w:proofErr w:type="spellStart"/>
-      <w:r>
-        <w:rPr>
-          <w:rFonts w:cs="Arial"/>
-          <w:b/>
-        </w:rPr>
-        <w:t>ms</w:t>
-      </w:r>
-      <w:proofErr w:type="spellEnd"/>
-      <w:r>
-        <w:rPr>
-          <w:rFonts w:cs="Arial"/>
-          <w:b/>
-        </w:rPr>
-        <w:t>, what is the total packet delay?</w:t>
+        <w:t>5. For an 800-bit packet on a link with bandwidth = 1 Mbps and propagation delay = 1 ms, what is the total packet delay?</w:t>
       </w:r>
       <w:bookmarkEnd w:id="4"/>
     </w:p>
@@ -1120,61 +1104,29 @@
         <w:rPr>
           <w:rFonts w:cs="Arial"/>
         </w:rPr>
-        <w:t xml:space="preserve">A) 0.0008 </w:t>
-      </w:r>
-      <w:proofErr w:type="spellStart"/>
+        <w:t>A) 0.0008 ms</w:t>
+      </w:r>
       <w:r>
         <w:rPr>
           <w:rFonts w:cs="Arial"/>
         </w:rPr>
-        <w:t>ms</w:t>
-      </w:r>
-      <w:proofErr w:type="spellEnd"/>
+        <w:br/>
+        <w:t>B) 0.8 ms</w:t>
+      </w:r>
       <w:r>
         <w:rPr>
           <w:rFonts w:cs="Arial"/>
         </w:rPr>
         <w:br/>
-        <w:t xml:space="preserve">B) 0.8 </w:t>
-      </w:r>
-      <w:proofErr w:type="spellStart"/>
+        <w:t>C) 1.8 ms</w:t>
+      </w:r>
       <w:r>
         <w:rPr>
           <w:rFonts w:cs="Arial"/>
         </w:rPr>
-        <w:t>ms</w:t>
-      </w:r>
-      <w:proofErr w:type="spellEnd"/>
-      <w:r>
-        <w:rPr>
-          <w:rFonts w:cs="Arial"/>
-        </w:rPr>
         <w:br/>
-        <w:t xml:space="preserve">C) 1.8 </w:t>
-      </w:r>
-      <w:proofErr w:type="spellStart"/>
-      <w:r>
-        <w:rPr>
-          <w:rFonts w:cs="Arial"/>
-        </w:rPr>
-        <w:t>ms</w:t>
-      </w:r>
-      <w:proofErr w:type="spellEnd"/>
-      <w:r>
-        <w:rPr>
-          <w:rFonts w:cs="Arial"/>
-        </w:rPr>
-        <w:br/>
-        <w:t xml:space="preserve">D) 1.0008 </w:t>
-      </w:r>
-      <w:proofErr w:type="spellStart"/>
-      <w:r>
-        <w:rPr>
-          <w:rFonts w:cs="Arial"/>
-        </w:rPr>
-        <w:t>ms</w:t>
-      </w:r>
-      <w:proofErr w:type="spellEnd"/>
+        <w:t>D) 1.0008 ms</w:t>
+      </w:r>
     </w:p>
     <w:p>
       <w:pPr>
@@ -2081,6 +2033,7 @@
         </w:rPr>
       </w:pPr>
       <w:r>
+        <w:lastRenderedPageBreak/>
         <w:t xml:space="preserve">Q2. </w:t>
       </w:r>
       <w:r>
@@ -2967,6 +2920,7 @@
         <w:pStyle w:val="Heading1"/>
       </w:pPr>
       <w:r>
+        <w:lastRenderedPageBreak/>
         <w:t xml:space="preserve">Q3. </w:t>
       </w:r>
       <w:r>
@@ -4087,6 +4041,7 @@
                 <w:rFonts w:eastAsia="宋体"/>
                 <w:lang w:eastAsia="zh-CN"/>
               </w:rPr>
+              <w:lastRenderedPageBreak/>
               <w:t>C</w:t>
             </w:r>
           </w:p>
@@ -4897,6 +4852,7 @@
         <w:pStyle w:val="Heading1"/>
       </w:pPr>
       <w:r>
+        <w:lastRenderedPageBreak/>
         <w:t>Q</w:t>
       </w:r>
       <w:r>
@@ -5107,6 +5063,7 @@
         <w:rPr>
           <w:rFonts w:cs="Arial"/>
         </w:rPr>
+        <w:lastRenderedPageBreak/>
         <w:t xml:space="preserve">c) (10 pts) Assume that A sends a packet to C, and at time t=0, it arrives at R1.  At </w:t>
       </w:r>
       <w:r>
@@ -5152,7 +5109,19 @@
         <w:rPr>
           <w:rFonts w:cs="Arial"/>
         </w:rPr>
-        <w:t>, including packet arrivals and LSA arrivals</w:t>
+        <w:t>, including</w:t>
+      </w:r>
+      <w:r>
+        <w:rPr>
+          <w:rFonts w:cs="Arial"/>
+        </w:rPr>
+        <w:t xml:space="preserve"> both</w:t>
+      </w:r>
+      <w:r>
+        <w:rPr>
+          <w:rFonts w:cs="Arial"/>
+        </w:rPr>
+        <w:t xml:space="preserve"> packet arrivals and LSA arrivals</w:t>
       </w:r>
       <w:r>
         <w:rPr>
@@ -6000,6 +5969,7 @@
         <w:pStyle w:val="Heading1"/>
       </w:pPr>
       <w:r>
+        <w:lastRenderedPageBreak/>
         <w:t xml:space="preserve">Q5. </w:t>
       </w:r>
       <w:r>
@@ -6154,6 +6124,7 @@
         <w:rPr>
           <w:b/>
         </w:rPr>
+        <w:lastRenderedPageBreak/>
         <w:t>d)</w:t>
       </w:r>
       <w:r>
@@ -7823,6 +7794,7 @@
         <w:pStyle w:val="Heading1"/>
       </w:pPr>
       <w:r>
+        <w:lastRenderedPageBreak/>
         <w:t>Q</w:t>
       </w:r>
       <w:r>
@@ -9422,6 +9394,7 @@
           <w:bCs/>
           <w:lang w:eastAsia="zh-CN"/>
         </w:rPr>
+        <w:lastRenderedPageBreak/>
         <w:t>ANS:</w:t>
       </w:r>
       <w:r>
@@ -10706,6 +10679,7 @@
         <w:pStyle w:val="Heading1"/>
       </w:pPr>
       <w:r>
+        <w:lastRenderedPageBreak/>
         <w:t xml:space="preserve">Q8. </w:t>
       </w:r>
       <w:r>
@@ -10741,15 +10715,7 @@
         <w:t xml:space="preserve"> pts)</w:t>
       </w:r>
       <w:r>
-        <w:t xml:space="preserve"> Build a binary </w:t>
-      </w:r>
-      <w:proofErr w:type="spellStart"/>
-      <w:r>
-        <w:t>trie</w:t>
-      </w:r>
-      <w:proofErr w:type="spellEnd"/>
-      <w:r>
-        <w:t xml:space="preserve"> for prefixes 25.0.0.0/</w:t>
+        <w:t xml:space="preserve"> Build a binary trie for prefixes 25.0.0.0/</w:t>
       </w:r>
       <w:r>
         <w:rPr>
@@ -10759,15 +10725,7 @@
         <w:t>15</w:t>
       </w:r>
       <w:r>
-        <w:t xml:space="preserve">, 25.1.0.0/16, and 25.1.128.0/17. What is the </w:t>
-      </w:r>
-      <w:proofErr w:type="spellStart"/>
-      <w:r>
-        <w:t>trie</w:t>
-      </w:r>
-      <w:proofErr w:type="spellEnd"/>
-      <w:r>
-        <w:t xml:space="preserve"> height? Describe the structure.</w:t>
+        <w:t>, 25.1.0.0/16, and 25.1.128.0/17. What is the trie height? Describe the structure.</w:t>
       </w:r>
     </w:p>
     <w:p>
@@ -10793,15 +10751,7 @@
         <w:t xml:space="preserve"> </w:t>
       </w:r>
       <w:r>
-        <w:t xml:space="preserve">Build a binary </w:t>
-      </w:r>
-      <w:proofErr w:type="spellStart"/>
-      <w:r>
-        <w:t>trie</w:t>
-      </w:r>
-      <w:proofErr w:type="spellEnd"/>
-      <w:r>
-        <w:t xml:space="preserve"> for prefixes 40.0.0.0/8 and 4</w:t>
+        <w:t>Build a binary trie for prefixes 40.0.0.0/8 and 4</w:t>
       </w:r>
       <w:r>
         <w:rPr>
@@ -10821,15 +10771,7 @@
         <w:t>128</w:t>
       </w:r>
       <w:r>
-        <w:t xml:space="preserve">.0.0/8. What is the </w:t>
-      </w:r>
-      <w:proofErr w:type="spellStart"/>
-      <w:r>
-        <w:t>trie</w:t>
-      </w:r>
-      <w:proofErr w:type="spellEnd"/>
-      <w:r>
-        <w:t xml:space="preserve"> height? At what earliest level does branching happen?</w:t>
+        <w:t>.0.0/8. What is the trie height? At what earliest level does branching happen?</w:t>
       </w:r>
     </w:p>
     <w:p>
@@ -11141,6 +11083,7 @@
                 <w:szCs w:val="28"/>
                 <w:lang w:eastAsia="zh-CN"/>
               </w:rPr>
+              <w:lastRenderedPageBreak/>
               <w:t>Source AS</w:t>
             </w:r>
           </w:p>

--- a/Exams/CSC175 Sp26 Midterm Exam.docx
+++ b/Exams/CSC175 Sp26 Midterm Exam.docx
@@ -7208,45 +7208,147 @@
         <w:pStyle w:val="Heading1"/>
       </w:pPr>
       <w:r>
-        <w:t xml:space="preserve">Q6. </w:t>
-      </w:r>
-      <w:r>
-        <w:t xml:space="preserve">(10 pts) </w:t>
-      </w:r>
-      <w:r>
-        <w:t>Longest Prefix Match and Tie-Breaking</w:t>
+        <w:t>Q6. (10 pts) Longest Prefix Match</w:t>
       </w:r>
     </w:p>
     <w:p>
-      <w:r>
-        <w:t>A router has 4 ports</w:t>
-      </w:r>
-      <w:r>
-        <w:t>, with routing table shown below</w:t>
-      </w:r>
-      <w:r>
-        <w:t>. Use these rules in order: longest prefix match, then lowest cost, then smallest port number.</w:t>
-      </w:r>
-      <w:r>
-        <w:t xml:space="preserve"> If no prefix matches, use the default route on port 4. </w:t>
-      </w:r>
-      <w:r>
-        <w:t>D</w:t>
-      </w:r>
-      <w:r>
-        <w:t>etermine which ports the packets with the following destination</w:t>
-      </w:r>
-      <w:r>
-        <w:t xml:space="preserve"> IP addresse</w:t>
-      </w:r>
-      <w:r>
-        <w:t xml:space="preserve">s are forwarded to. Give </w:t>
-      </w:r>
-      <w:r>
-        <w:t xml:space="preserve">a </w:t>
-      </w:r>
-      <w:r>
-        <w:t>brief explanation for each.</w:t>
+      <w:pPr>
+        <w:rPr>
+          <w:rFonts w:eastAsia="宋体" w:cs="Arial"/>
+          <w:lang w:eastAsia="zh-CN"/>
+        </w:rPr>
+      </w:pPr>
+      <w:r>
+        <w:rPr>
+          <w:rFonts w:cs="Arial"/>
+        </w:rPr>
+        <w:t xml:space="preserve">A router has 4 ports, with routing table shown below. Use these rules in order: longest prefix match, then lowest cost, then smallest port number. If no prefix matches, use the </w:t>
+      </w:r>
+      <w:r>
+        <w:rPr>
+          <w:rFonts w:cs="Arial"/>
+          <w:b/>
+          <w:bCs/>
+        </w:rPr>
+        <w:t>default route on port 4</w:t>
+      </w:r>
+      <w:r>
+        <w:rPr>
+          <w:rFonts w:cs="Arial"/>
+        </w:rPr>
+        <w:t>.</w:t>
+      </w:r>
+      <w:r>
+        <w:rPr>
+          <w:rFonts w:eastAsia="宋体" w:cs="Arial" w:hint="eastAsia"/>
+          <w:lang w:eastAsia="zh-CN"/>
+        </w:rPr>
+        <w:t xml:space="preserve"> Given the routing table below,</w:t>
+      </w:r>
+      <w:r>
+        <w:rPr>
+          <w:rFonts w:cs="Arial"/>
+        </w:rPr>
+        <w:t xml:space="preserve"> </w:t>
+      </w:r>
+      <w:r>
+        <w:rPr>
+          <w:rFonts w:eastAsia="宋体" w:cs="Arial" w:hint="eastAsia"/>
+          <w:lang w:eastAsia="zh-CN"/>
+        </w:rPr>
+        <w:t xml:space="preserve">for each </w:t>
+      </w:r>
+      <w:r>
+        <w:rPr>
+          <w:rFonts w:cs="Arial"/>
+        </w:rPr>
+        <w:t>destination</w:t>
+      </w:r>
+      <w:r>
+        <w:rPr>
+          <w:rFonts w:eastAsia="宋体" w:cs="Arial" w:hint="eastAsia"/>
+          <w:lang w:eastAsia="zh-CN"/>
+        </w:rPr>
+        <w:t xml:space="preserve"> IP address, d</w:t>
+      </w:r>
+      <w:r>
+        <w:rPr>
+          <w:rFonts w:cs="Arial"/>
+        </w:rPr>
+        <w:t xml:space="preserve">etermine </w:t>
+      </w:r>
+      <w:r>
+        <w:rPr>
+          <w:rFonts w:eastAsia="宋体" w:cs="Arial" w:hint="eastAsia"/>
+          <w:b/>
+          <w:bCs/>
+          <w:lang w:eastAsia="zh-CN"/>
+        </w:rPr>
+        <w:t>the</w:t>
+      </w:r>
+      <w:r>
+        <w:rPr>
+          <w:rFonts w:cs="Arial"/>
+          <w:b/>
+          <w:bCs/>
+        </w:rPr>
+        <w:t xml:space="preserve"> </w:t>
+      </w:r>
+      <w:r>
+        <w:rPr>
+          <w:rFonts w:eastAsia="宋体" w:cs="Arial" w:hint="eastAsia"/>
+          <w:b/>
+          <w:bCs/>
+          <w:lang w:eastAsia="zh-CN"/>
+        </w:rPr>
+        <w:t xml:space="preserve">output </w:t>
+      </w:r>
+      <w:r>
+        <w:rPr>
+          <w:rFonts w:cs="Arial"/>
+          <w:b/>
+          <w:bCs/>
+        </w:rPr>
+        <w:t>port</w:t>
+      </w:r>
+      <w:r>
+        <w:rPr>
+          <w:rFonts w:eastAsia="宋体" w:cs="Arial" w:hint="eastAsia"/>
+          <w:lang w:eastAsia="zh-CN"/>
+        </w:rPr>
+        <w:t xml:space="preserve"> to </w:t>
+      </w:r>
+      <w:r>
+        <w:rPr>
+          <w:rFonts w:cs="Arial"/>
+        </w:rPr>
+        <w:t>forward</w:t>
+      </w:r>
+      <w:r>
+        <w:rPr>
+          <w:rFonts w:eastAsia="宋体" w:cs="Arial" w:hint="eastAsia"/>
+          <w:lang w:eastAsia="zh-CN"/>
+        </w:rPr>
+        <w:t xml:space="preserve"> it, and </w:t>
+      </w:r>
+      <w:r>
+        <w:rPr>
+          <w:rFonts w:eastAsia="宋体" w:cs="Arial" w:hint="eastAsia"/>
+          <w:b/>
+          <w:bCs/>
+          <w:lang w:eastAsia="zh-CN"/>
+        </w:rPr>
+        <w:t>the routing table entry</w:t>
+      </w:r>
+      <w:r>
+        <w:rPr>
+          <w:rFonts w:eastAsia="宋体" w:cs="Arial" w:hint="eastAsia"/>
+          <w:lang w:eastAsia="zh-CN"/>
+        </w:rPr>
+        <w:t xml:space="preserve"> used to make that routing decision</w:t>
+      </w:r>
+      <w:r>
+        <w:t>.</w:t>
       </w:r>
     </w:p>
     <w:tbl>
